--- a/day 9/Sorting algorithm.docx
+++ b/day 9/Sorting algorithm.docx
@@ -82,23 +82,7 @@
           <w:color w:val="171717" w:themeColor="background2" w:themeShade="1A"/>
           <w:lang w:val="en-US"/>
         </w:rPr>
-        <w:t xml:space="preserve">If element are string by default sorting means arranging the element in </w:t>
-      </w:r>
-      <w:proofErr w:type="spellStart"/>
-      <w:r>
-        <w:rPr>
-          <w:color w:val="171717" w:themeColor="background2" w:themeShade="1A"/>
-          <w:lang w:val="en-US"/>
-        </w:rPr>
-        <w:t>dict</w:t>
-      </w:r>
-      <w:proofErr w:type="spellEnd"/>
-      <w:r>
-        <w:rPr>
-          <w:color w:val="171717" w:themeColor="background2" w:themeShade="1A"/>
-          <w:lang w:val="en-US"/>
-        </w:rPr>
-        <w:t xml:space="preserve"> order.</w:t>
+        <w:t>If element are string by default sorting means arranging the element in dict order.</w:t>
       </w:r>
     </w:p>
     <w:p>
@@ -1060,7 +1044,7 @@
           <w:color w:val="171717" w:themeColor="background2" w:themeShade="1A"/>
         </w:rPr>
         <w:pict w14:anchorId="0391AE91">
-          <v:rect id="_x0000_i1031" style="width:0;height:1.5pt" o:hralign="center" o:hrstd="t" o:hr="t" fillcolor="#a0a0a0" stroked="f"/>
+          <v:rect id="_x0000_i1025" style="width:0;height:1.5pt" o:hralign="center" o:hrstd="t" o:hr="t" fillcolor="#a0a0a0" stroked="f"/>
         </w:pict>
       </w:r>
     </w:p>
@@ -1183,6 +1167,7 @@
       </w:pPr>
       <w:r>
         <w:rPr>
+          <w:noProof/>
           <w:color w:val="171717" w:themeColor="background2" w:themeShade="1A"/>
         </w:rPr>
         <w:drawing>
@@ -1230,6 +1215,473 @@
           <w:color w:val="171717" w:themeColor="background2" w:themeShade="1A"/>
         </w:rPr>
       </w:pPr>
+      <w:r>
+        <w:rPr>
+          <w:b/>
+          <w:bCs/>
+          <w:color w:val="171717" w:themeColor="background2" w:themeShade="1A"/>
+        </w:rPr>
+        <w:t>Insertion sort :-</w:t>
+      </w:r>
+    </w:p>
+    <w:p>
+      <w:pPr>
+        <w:rPr>
+          <w:b/>
+          <w:bCs/>
+          <w:color w:val="171717" w:themeColor="background2" w:themeShade="1A"/>
+        </w:rPr>
+      </w:pPr>
+      <w:r>
+        <w:rPr>
+          <w:rFonts w:ascii="Segoe UI Emoji" w:hAnsi="Segoe UI Emoji" w:cs="Segoe UI Emoji"/>
+          <w:b/>
+          <w:bCs/>
+          <w:color w:val="171717" w:themeColor="background2" w:themeShade="1A"/>
+        </w:rPr>
+        <w:t>🔹</w:t>
+      </w:r>
+      <w:r>
+        <w:rPr>
+          <w:b/>
+          <w:bCs/>
+          <w:color w:val="171717" w:themeColor="background2" w:themeShade="1A"/>
+        </w:rPr>
+        <w:t xml:space="preserve"> 2. Basic Idea</w:t>
+      </w:r>
+    </w:p>
+    <w:p>
+      <w:pPr>
+        <w:rPr>
+          <w:color w:val="171717" w:themeColor="background2" w:themeShade="1A"/>
+        </w:rPr>
+      </w:pPr>
+      <w:r>
+        <w:rPr>
+          <w:color w:val="171717" w:themeColor="background2" w:themeShade="1A"/>
+        </w:rPr>
+        <w:t>For each element:</w:t>
+      </w:r>
+    </w:p>
+    <w:p>
+      <w:pPr>
+        <w:numPr>
+          <w:ilvl w:val="0"/>
+          <w:numId w:val="13"/>
+        </w:numPr>
+        <w:rPr>
+          <w:color w:val="171717" w:themeColor="background2" w:themeShade="1A"/>
+        </w:rPr>
+      </w:pPr>
+      <w:r>
+        <w:rPr>
+          <w:color w:val="171717" w:themeColor="background2" w:themeShade="1A"/>
+        </w:rPr>
+        <w:lastRenderedPageBreak/>
+        <w:t xml:space="preserve">Compare it with previous elements </w:t>
+      </w:r>
+    </w:p>
+    <w:p>
+      <w:pPr>
+        <w:numPr>
+          <w:ilvl w:val="0"/>
+          <w:numId w:val="13"/>
+        </w:numPr>
+        <w:rPr>
+          <w:color w:val="171717" w:themeColor="background2" w:themeShade="1A"/>
+        </w:rPr>
+      </w:pPr>
+      <w:r>
+        <w:rPr>
+          <w:color w:val="171717" w:themeColor="background2" w:themeShade="1A"/>
+        </w:rPr>
+        <w:t xml:space="preserve">Shift bigger elements to the right </w:t>
+      </w:r>
+    </w:p>
+    <w:p>
+      <w:pPr>
+        <w:numPr>
+          <w:ilvl w:val="0"/>
+          <w:numId w:val="13"/>
+        </w:numPr>
+        <w:rPr>
+          <w:color w:val="171717" w:themeColor="background2" w:themeShade="1A"/>
+        </w:rPr>
+      </w:pPr>
+      <w:r>
+        <w:rPr>
+          <w:color w:val="171717" w:themeColor="background2" w:themeShade="1A"/>
+        </w:rPr>
+        <w:t>Insert the current element in the correct position</w:t>
+      </w:r>
+    </w:p>
+    <w:p>
+      <w:pPr>
+        <w:rPr>
+          <w:b/>
+          <w:bCs/>
+          <w:color w:val="171717" w:themeColor="background2" w:themeShade="1A"/>
+        </w:rPr>
+      </w:pPr>
+      <w:r>
+        <w:rPr>
+          <w:rFonts w:ascii="Segoe UI Emoji" w:hAnsi="Segoe UI Emoji" w:cs="Segoe UI Emoji"/>
+          <w:b/>
+          <w:bCs/>
+          <w:color w:val="171717" w:themeColor="background2" w:themeShade="1A"/>
+        </w:rPr>
+        <w:t>🔹</w:t>
+      </w:r>
+      <w:r>
+        <w:rPr>
+          <w:b/>
+          <w:bCs/>
+          <w:color w:val="171717" w:themeColor="background2" w:themeShade="1A"/>
+        </w:rPr>
+        <w:t xml:space="preserve"> 4. Dry Run (Step by Step)</w:t>
+      </w:r>
+    </w:p>
+    <w:p>
+      <w:pPr>
+        <w:rPr>
+          <w:color w:val="171717" w:themeColor="background2" w:themeShade="1A"/>
+        </w:rPr>
+      </w:pPr>
+      <w:r>
+        <w:rPr>
+          <w:color w:val="171717" w:themeColor="background2" w:themeShade="1A"/>
+        </w:rPr>
+        <w:t>Initial array:</w:t>
+      </w:r>
+    </w:p>
+    <w:p>
+      <w:pPr>
+        <w:rPr>
+          <w:color w:val="171717" w:themeColor="background2" w:themeShade="1A"/>
+        </w:rPr>
+      </w:pPr>
+      <w:r>
+        <w:rPr>
+          <w:color w:val="171717" w:themeColor="background2" w:themeShade="1A"/>
+        </w:rPr>
+        <w:t>[5, 3, 8, 1]</w:t>
+      </w:r>
+    </w:p>
+    <w:p>
+      <w:pPr>
+        <w:rPr>
+          <w:b/>
+          <w:bCs/>
+          <w:color w:val="171717" w:themeColor="background2" w:themeShade="1A"/>
+        </w:rPr>
+      </w:pPr>
+      <w:r>
+        <w:rPr>
+          <w:b/>
+          <w:bCs/>
+          <w:color w:val="171717" w:themeColor="background2" w:themeShade="1A"/>
+        </w:rPr>
+        <w:t>Pass 1 (i = 1, key = 3)</w:t>
+      </w:r>
+    </w:p>
+    <w:p>
+      <w:pPr>
+        <w:numPr>
+          <w:ilvl w:val="0"/>
+          <w:numId w:val="14"/>
+        </w:numPr>
+        <w:rPr>
+          <w:color w:val="171717" w:themeColor="background2" w:themeShade="1A"/>
+        </w:rPr>
+      </w:pPr>
+      <w:r>
+        <w:rPr>
+          <w:color w:val="171717" w:themeColor="background2" w:themeShade="1A"/>
+        </w:rPr>
+        <w:t xml:space="preserve">Compare with 5 → shift 5 </w:t>
+      </w:r>
+    </w:p>
+    <w:p>
+      <w:pPr>
+        <w:numPr>
+          <w:ilvl w:val="0"/>
+          <w:numId w:val="14"/>
+        </w:numPr>
+        <w:rPr>
+          <w:color w:val="171717" w:themeColor="background2" w:themeShade="1A"/>
+        </w:rPr>
+      </w:pPr>
+      <w:r>
+        <w:rPr>
+          <w:color w:val="171717" w:themeColor="background2" w:themeShade="1A"/>
+        </w:rPr>
+        <w:t xml:space="preserve">Insert 3 </w:t>
+      </w:r>
+    </w:p>
+    <w:p>
+      <w:pPr>
+        <w:rPr>
+          <w:color w:val="171717" w:themeColor="background2" w:themeShade="1A"/>
+        </w:rPr>
+      </w:pPr>
+      <w:r>
+        <w:rPr>
+          <w:rFonts w:ascii="Segoe UI Emoji" w:hAnsi="Segoe UI Emoji" w:cs="Segoe UI Emoji"/>
+          <w:color w:val="171717" w:themeColor="background2" w:themeShade="1A"/>
+        </w:rPr>
+        <w:t>👉</w:t>
+      </w:r>
+      <w:r>
+        <w:rPr>
+          <w:color w:val="171717" w:themeColor="background2" w:themeShade="1A"/>
+        </w:rPr>
+        <w:t xml:space="preserve"> [3, 5, 8, 1]</w:t>
+      </w:r>
+    </w:p>
+    <w:p>
+      <w:pPr>
+        <w:rPr>
+          <w:color w:val="171717" w:themeColor="background2" w:themeShade="1A"/>
+        </w:rPr>
+      </w:pPr>
+      <w:r>
+        <w:rPr>
+          <w:color w:val="171717" w:themeColor="background2" w:themeShade="1A"/>
+        </w:rPr>
+        <w:pict w14:anchorId="5B2592C4">
+          <v:rect id="_x0000_i1038" style="width:0;height:1.5pt" o:hralign="center" o:hrstd="t" o:hr="t" fillcolor="#a0a0a0" stroked="f"/>
+        </w:pict>
+      </w:r>
+    </w:p>
+    <w:p>
+      <w:pPr>
+        <w:rPr>
+          <w:b/>
+          <w:bCs/>
+          <w:color w:val="171717" w:themeColor="background2" w:themeShade="1A"/>
+        </w:rPr>
+      </w:pPr>
+      <w:r>
+        <w:rPr>
+          <w:b/>
+          <w:bCs/>
+          <w:color w:val="171717" w:themeColor="background2" w:themeShade="1A"/>
+        </w:rPr>
+        <w:t>Pass 2 (i = 2, key = 8)</w:t>
+      </w:r>
+    </w:p>
+    <w:p>
+      <w:pPr>
+        <w:numPr>
+          <w:ilvl w:val="0"/>
+          <w:numId w:val="15"/>
+        </w:numPr>
+        <w:rPr>
+          <w:color w:val="171717" w:themeColor="background2" w:themeShade="1A"/>
+        </w:rPr>
+      </w:pPr>
+      <w:r>
+        <w:rPr>
+          <w:color w:val="171717" w:themeColor="background2" w:themeShade="1A"/>
+        </w:rPr>
+        <w:t xml:space="preserve">8 &gt; 5 → no shift </w:t>
+      </w:r>
+    </w:p>
+    <w:p>
+      <w:pPr>
+        <w:rPr>
+          <w:color w:val="171717" w:themeColor="background2" w:themeShade="1A"/>
+        </w:rPr>
+      </w:pPr>
+      <w:r>
+        <w:rPr>
+          <w:rFonts w:ascii="Segoe UI Emoji" w:hAnsi="Segoe UI Emoji" w:cs="Segoe UI Emoji"/>
+          <w:color w:val="171717" w:themeColor="background2" w:themeShade="1A"/>
+        </w:rPr>
+        <w:t>👉</w:t>
+      </w:r>
+      <w:r>
+        <w:rPr>
+          <w:color w:val="171717" w:themeColor="background2" w:themeShade="1A"/>
+        </w:rPr>
+        <w:t xml:space="preserve"> [3, 5, 8, 1]</w:t>
+      </w:r>
+    </w:p>
+    <w:p>
+      <w:pPr>
+        <w:rPr>
+          <w:color w:val="171717" w:themeColor="background2" w:themeShade="1A"/>
+        </w:rPr>
+      </w:pPr>
+      <w:r>
+        <w:rPr>
+          <w:color w:val="171717" w:themeColor="background2" w:themeShade="1A"/>
+        </w:rPr>
+        <w:pict w14:anchorId="4B7C46F0">
+          <v:rect id="_x0000_i1039" style="width:0;height:1.5pt" o:hralign="center" o:hrstd="t" o:hr="t" fillcolor="#a0a0a0" stroked="f"/>
+        </w:pict>
+      </w:r>
+    </w:p>
+    <w:p>
+      <w:pPr>
+        <w:rPr>
+          <w:b/>
+          <w:bCs/>
+          <w:color w:val="171717" w:themeColor="background2" w:themeShade="1A"/>
+        </w:rPr>
+      </w:pPr>
+      <w:r>
+        <w:rPr>
+          <w:b/>
+          <w:bCs/>
+          <w:color w:val="171717" w:themeColor="background2" w:themeShade="1A"/>
+        </w:rPr>
+        <w:t>Pass 3 (i = 3, key = 1)</w:t>
+      </w:r>
+    </w:p>
+    <w:p>
+      <w:pPr>
+        <w:numPr>
+          <w:ilvl w:val="0"/>
+          <w:numId w:val="16"/>
+        </w:numPr>
+        <w:rPr>
+          <w:color w:val="171717" w:themeColor="background2" w:themeShade="1A"/>
+        </w:rPr>
+      </w:pPr>
+      <w:r>
+        <w:rPr>
+          <w:color w:val="171717" w:themeColor="background2" w:themeShade="1A"/>
+        </w:rPr>
+        <w:t xml:space="preserve">Compare with 8 → shift </w:t>
+      </w:r>
+    </w:p>
+    <w:p>
+      <w:pPr>
+        <w:numPr>
+          <w:ilvl w:val="0"/>
+          <w:numId w:val="16"/>
+        </w:numPr>
+        <w:rPr>
+          <w:color w:val="171717" w:themeColor="background2" w:themeShade="1A"/>
+        </w:rPr>
+      </w:pPr>
+      <w:r>
+        <w:rPr>
+          <w:color w:val="171717" w:themeColor="background2" w:themeShade="1A"/>
+        </w:rPr>
+        <w:t xml:space="preserve">Compare with 5 → shift </w:t>
+      </w:r>
+    </w:p>
+    <w:p>
+      <w:pPr>
+        <w:numPr>
+          <w:ilvl w:val="0"/>
+          <w:numId w:val="16"/>
+        </w:numPr>
+        <w:rPr>
+          <w:color w:val="171717" w:themeColor="background2" w:themeShade="1A"/>
+        </w:rPr>
+      </w:pPr>
+      <w:r>
+        <w:rPr>
+          <w:color w:val="171717" w:themeColor="background2" w:themeShade="1A"/>
+        </w:rPr>
+        <w:t xml:space="preserve">Compare with 3 → shift </w:t>
+      </w:r>
+    </w:p>
+    <w:p>
+      <w:pPr>
+        <w:numPr>
+          <w:ilvl w:val="0"/>
+          <w:numId w:val="16"/>
+        </w:numPr>
+        <w:rPr>
+          <w:color w:val="171717" w:themeColor="background2" w:themeShade="1A"/>
+        </w:rPr>
+      </w:pPr>
+      <w:r>
+        <w:rPr>
+          <w:color w:val="171717" w:themeColor="background2" w:themeShade="1A"/>
+        </w:rPr>
+        <w:t xml:space="preserve">Insert 1 </w:t>
+      </w:r>
+    </w:p>
+    <w:p>
+      <w:pPr>
+        <w:rPr>
+          <w:color w:val="171717" w:themeColor="background2" w:themeShade="1A"/>
+        </w:rPr>
+      </w:pPr>
+      <w:r>
+        <w:rPr>
+          <w:rFonts w:ascii="Segoe UI Emoji" w:hAnsi="Segoe UI Emoji" w:cs="Segoe UI Emoji"/>
+          <w:color w:val="171717" w:themeColor="background2" w:themeShade="1A"/>
+        </w:rPr>
+        <w:t>👉</w:t>
+      </w:r>
+      <w:r>
+        <w:rPr>
+          <w:color w:val="171717" w:themeColor="background2" w:themeShade="1A"/>
+        </w:rPr>
+        <w:t xml:space="preserve"> [1, 3, 5, 8]</w:t>
+      </w:r>
+    </w:p>
+    <w:p>
+      <w:pPr>
+        <w:rPr>
+          <w:color w:val="171717" w:themeColor="background2" w:themeShade="1A"/>
+        </w:rPr>
+      </w:pPr>
+      <w:r>
+        <w:rPr>
+          <w:color w:val="171717" w:themeColor="background2" w:themeShade="1A"/>
+        </w:rPr>
+        <w:drawing>
+          <wp:inline distT="0" distB="0" distL="0" distR="0" wp14:anchorId="73D0A2BF" wp14:editId="514A8802">
+            <wp:extent cx="5731510" cy="2669540"/>
+            <wp:effectExtent l="0" t="0" r="2540" b="0"/>
+            <wp:docPr id="1245503966" name="Picture 1"/>
+            <wp:cNvGraphicFramePr>
+              <a:graphicFrameLocks xmlns:a="http://schemas.openxmlformats.org/drawingml/2006/main" noChangeAspect="1"/>
+            </wp:cNvGraphicFramePr>
+            <a:graphic xmlns:a="http://schemas.openxmlformats.org/drawingml/2006/main">
+              <a:graphicData uri="http://schemas.openxmlformats.org/drawingml/2006/picture">
+                <pic:pic xmlns:pic="http://schemas.openxmlformats.org/drawingml/2006/picture">
+                  <pic:nvPicPr>
+                    <pic:cNvPr id="1245503966" name=""/>
+                    <pic:cNvPicPr/>
+                  </pic:nvPicPr>
+                  <pic:blipFill>
+                    <a:blip r:embed="rId10"/>
+                    <a:stretch>
+                      <a:fillRect/>
+                    </a:stretch>
+                  </pic:blipFill>
+                  <pic:spPr>
+                    <a:xfrm>
+                      <a:off x="0" y="0"/>
+                      <a:ext cx="5731510" cy="2669540"/>
+                    </a:xfrm>
+                    <a:prstGeom prst="rect">
+                      <a:avLst/>
+                    </a:prstGeom>
+                  </pic:spPr>
+                </pic:pic>
+              </a:graphicData>
+            </a:graphic>
+          </wp:inline>
+        </w:drawing>
+      </w:r>
+    </w:p>
+    <w:p>
+      <w:pPr>
+        <w:rPr>
+          <w:b/>
+          <w:bCs/>
+          <w:color w:val="171717" w:themeColor="background2" w:themeShade="1A"/>
+        </w:rPr>
+      </w:pPr>
     </w:p>
     <w:p>
       <w:pPr>
@@ -1557,6 +2009,155 @@
     </w:lvl>
   </w:abstractNum>
   <w:abstractNum w:abstractNumId="2" w15:restartNumberingAfterBreak="0">
+    <w:nsid w:val="10C87219"/>
+    <w:multiLevelType w:val="multilevel"/>
+    <w:tmpl w:val="E79CD080"/>
+    <w:lvl w:ilvl="0">
+      <w:start w:val="1"/>
+      <w:numFmt w:val="bullet"/>
+      <w:lvlText w:val=""/>
+      <w:lvlJc w:val="left"/>
+      <w:pPr>
+        <w:tabs>
+          <w:tab w:val="num" w:pos="720"/>
+        </w:tabs>
+        <w:ind w:left="720" w:hanging="360"/>
+      </w:pPr>
+      <w:rPr>
+        <w:rFonts w:ascii="Symbol" w:hAnsi="Symbol" w:hint="default"/>
+        <w:sz w:val="20"/>
+      </w:rPr>
+    </w:lvl>
+    <w:lvl w:ilvl="1" w:tentative="1">
+      <w:start w:val="1"/>
+      <w:numFmt w:val="bullet"/>
+      <w:lvlText w:val="o"/>
+      <w:lvlJc w:val="left"/>
+      <w:pPr>
+        <w:tabs>
+          <w:tab w:val="num" w:pos="1440"/>
+        </w:tabs>
+        <w:ind w:left="1440" w:hanging="360"/>
+      </w:pPr>
+      <w:rPr>
+        <w:rFonts w:ascii="Courier New" w:hAnsi="Courier New" w:hint="default"/>
+        <w:sz w:val="20"/>
+      </w:rPr>
+    </w:lvl>
+    <w:lvl w:ilvl="2" w:tentative="1">
+      <w:start w:val="1"/>
+      <w:numFmt w:val="bullet"/>
+      <w:lvlText w:val=""/>
+      <w:lvlJc w:val="left"/>
+      <w:pPr>
+        <w:tabs>
+          <w:tab w:val="num" w:pos="2160"/>
+        </w:tabs>
+        <w:ind w:left="2160" w:hanging="360"/>
+      </w:pPr>
+      <w:rPr>
+        <w:rFonts w:ascii="Wingdings" w:hAnsi="Wingdings" w:hint="default"/>
+        <w:sz w:val="20"/>
+      </w:rPr>
+    </w:lvl>
+    <w:lvl w:ilvl="3" w:tentative="1">
+      <w:start w:val="1"/>
+      <w:numFmt w:val="bullet"/>
+      <w:lvlText w:val=""/>
+      <w:lvlJc w:val="left"/>
+      <w:pPr>
+        <w:tabs>
+          <w:tab w:val="num" w:pos="2880"/>
+        </w:tabs>
+        <w:ind w:left="2880" w:hanging="360"/>
+      </w:pPr>
+      <w:rPr>
+        <w:rFonts w:ascii="Wingdings" w:hAnsi="Wingdings" w:hint="default"/>
+        <w:sz w:val="20"/>
+      </w:rPr>
+    </w:lvl>
+    <w:lvl w:ilvl="4" w:tentative="1">
+      <w:start w:val="1"/>
+      <w:numFmt w:val="bullet"/>
+      <w:lvlText w:val=""/>
+      <w:lvlJc w:val="left"/>
+      <w:pPr>
+        <w:tabs>
+          <w:tab w:val="num" w:pos="3600"/>
+        </w:tabs>
+        <w:ind w:left="3600" w:hanging="360"/>
+      </w:pPr>
+      <w:rPr>
+        <w:rFonts w:ascii="Wingdings" w:hAnsi="Wingdings" w:hint="default"/>
+        <w:sz w:val="20"/>
+      </w:rPr>
+    </w:lvl>
+    <w:lvl w:ilvl="5" w:tentative="1">
+      <w:start w:val="1"/>
+      <w:numFmt w:val="bullet"/>
+      <w:lvlText w:val=""/>
+      <w:lvlJc w:val="left"/>
+      <w:pPr>
+        <w:tabs>
+          <w:tab w:val="num" w:pos="4320"/>
+        </w:tabs>
+        <w:ind w:left="4320" w:hanging="360"/>
+      </w:pPr>
+      <w:rPr>
+        <w:rFonts w:ascii="Wingdings" w:hAnsi="Wingdings" w:hint="default"/>
+        <w:sz w:val="20"/>
+      </w:rPr>
+    </w:lvl>
+    <w:lvl w:ilvl="6" w:tentative="1">
+      <w:start w:val="1"/>
+      <w:numFmt w:val="bullet"/>
+      <w:lvlText w:val=""/>
+      <w:lvlJc w:val="left"/>
+      <w:pPr>
+        <w:tabs>
+          <w:tab w:val="num" w:pos="5040"/>
+        </w:tabs>
+        <w:ind w:left="5040" w:hanging="360"/>
+      </w:pPr>
+      <w:rPr>
+        <w:rFonts w:ascii="Wingdings" w:hAnsi="Wingdings" w:hint="default"/>
+        <w:sz w:val="20"/>
+      </w:rPr>
+    </w:lvl>
+    <w:lvl w:ilvl="7" w:tentative="1">
+      <w:start w:val="1"/>
+      <w:numFmt w:val="bullet"/>
+      <w:lvlText w:val=""/>
+      <w:lvlJc w:val="left"/>
+      <w:pPr>
+        <w:tabs>
+          <w:tab w:val="num" w:pos="5760"/>
+        </w:tabs>
+        <w:ind w:left="5760" w:hanging="360"/>
+      </w:pPr>
+      <w:rPr>
+        <w:rFonts w:ascii="Wingdings" w:hAnsi="Wingdings" w:hint="default"/>
+        <w:sz w:val="20"/>
+      </w:rPr>
+    </w:lvl>
+    <w:lvl w:ilvl="8" w:tentative="1">
+      <w:start w:val="1"/>
+      <w:numFmt w:val="bullet"/>
+      <w:lvlText w:val=""/>
+      <w:lvlJc w:val="left"/>
+      <w:pPr>
+        <w:tabs>
+          <w:tab w:val="num" w:pos="6480"/>
+        </w:tabs>
+        <w:ind w:left="6480" w:hanging="360"/>
+      </w:pPr>
+      <w:rPr>
+        <w:rFonts w:ascii="Wingdings" w:hAnsi="Wingdings" w:hint="default"/>
+        <w:sz w:val="20"/>
+      </w:rPr>
+    </w:lvl>
+  </w:abstractNum>
+  <w:abstractNum w:abstractNumId="3" w15:restartNumberingAfterBreak="0">
     <w:nsid w:val="13112279"/>
     <w:multiLevelType w:val="multilevel"/>
     <w:tmpl w:val="79486554"/>
@@ -1705,7 +2306,7 @@
       </w:rPr>
     </w:lvl>
   </w:abstractNum>
-  <w:abstractNum w:abstractNumId="3" w15:restartNumberingAfterBreak="0">
+  <w:abstractNum w:abstractNumId="4" w15:restartNumberingAfterBreak="0">
     <w:nsid w:val="179203A4"/>
     <w:multiLevelType w:val="multilevel"/>
     <w:tmpl w:val="A3B289E2"/>
@@ -1818,7 +2419,7 @@
       </w:pPr>
     </w:lvl>
   </w:abstractNum>
-  <w:abstractNum w:abstractNumId="4" w15:restartNumberingAfterBreak="0">
+  <w:abstractNum w:abstractNumId="5" w15:restartNumberingAfterBreak="0">
     <w:nsid w:val="191A32B5"/>
     <w:multiLevelType w:val="hybridMultilevel"/>
     <w:tmpl w:val="2C38C86E"/>
@@ -1904,7 +2505,156 @@
       </w:pPr>
     </w:lvl>
   </w:abstractNum>
-  <w:abstractNum w:abstractNumId="5" w15:restartNumberingAfterBreak="0">
+  <w:abstractNum w:abstractNumId="6" w15:restartNumberingAfterBreak="0">
+    <w:nsid w:val="257247C4"/>
+    <w:multiLevelType w:val="multilevel"/>
+    <w:tmpl w:val="FA96E8D0"/>
+    <w:lvl w:ilvl="0">
+      <w:start w:val="1"/>
+      <w:numFmt w:val="bullet"/>
+      <w:lvlText w:val=""/>
+      <w:lvlJc w:val="left"/>
+      <w:pPr>
+        <w:tabs>
+          <w:tab w:val="num" w:pos="720"/>
+        </w:tabs>
+        <w:ind w:left="720" w:hanging="360"/>
+      </w:pPr>
+      <w:rPr>
+        <w:rFonts w:ascii="Symbol" w:hAnsi="Symbol" w:hint="default"/>
+        <w:sz w:val="20"/>
+      </w:rPr>
+    </w:lvl>
+    <w:lvl w:ilvl="1" w:tentative="1">
+      <w:start w:val="1"/>
+      <w:numFmt w:val="bullet"/>
+      <w:lvlText w:val="o"/>
+      <w:lvlJc w:val="left"/>
+      <w:pPr>
+        <w:tabs>
+          <w:tab w:val="num" w:pos="1440"/>
+        </w:tabs>
+        <w:ind w:left="1440" w:hanging="360"/>
+      </w:pPr>
+      <w:rPr>
+        <w:rFonts w:ascii="Courier New" w:hAnsi="Courier New" w:hint="default"/>
+        <w:sz w:val="20"/>
+      </w:rPr>
+    </w:lvl>
+    <w:lvl w:ilvl="2" w:tentative="1">
+      <w:start w:val="1"/>
+      <w:numFmt w:val="bullet"/>
+      <w:lvlText w:val=""/>
+      <w:lvlJc w:val="left"/>
+      <w:pPr>
+        <w:tabs>
+          <w:tab w:val="num" w:pos="2160"/>
+        </w:tabs>
+        <w:ind w:left="2160" w:hanging="360"/>
+      </w:pPr>
+      <w:rPr>
+        <w:rFonts w:ascii="Wingdings" w:hAnsi="Wingdings" w:hint="default"/>
+        <w:sz w:val="20"/>
+      </w:rPr>
+    </w:lvl>
+    <w:lvl w:ilvl="3" w:tentative="1">
+      <w:start w:val="1"/>
+      <w:numFmt w:val="bullet"/>
+      <w:lvlText w:val=""/>
+      <w:lvlJc w:val="left"/>
+      <w:pPr>
+        <w:tabs>
+          <w:tab w:val="num" w:pos="2880"/>
+        </w:tabs>
+        <w:ind w:left="2880" w:hanging="360"/>
+      </w:pPr>
+      <w:rPr>
+        <w:rFonts w:ascii="Wingdings" w:hAnsi="Wingdings" w:hint="default"/>
+        <w:sz w:val="20"/>
+      </w:rPr>
+    </w:lvl>
+    <w:lvl w:ilvl="4" w:tentative="1">
+      <w:start w:val="1"/>
+      <w:numFmt w:val="bullet"/>
+      <w:lvlText w:val=""/>
+      <w:lvlJc w:val="left"/>
+      <w:pPr>
+        <w:tabs>
+          <w:tab w:val="num" w:pos="3600"/>
+        </w:tabs>
+        <w:ind w:left="3600" w:hanging="360"/>
+      </w:pPr>
+      <w:rPr>
+        <w:rFonts w:ascii="Wingdings" w:hAnsi="Wingdings" w:hint="default"/>
+        <w:sz w:val="20"/>
+      </w:rPr>
+    </w:lvl>
+    <w:lvl w:ilvl="5" w:tentative="1">
+      <w:start w:val="1"/>
+      <w:numFmt w:val="bullet"/>
+      <w:lvlText w:val=""/>
+      <w:lvlJc w:val="left"/>
+      <w:pPr>
+        <w:tabs>
+          <w:tab w:val="num" w:pos="4320"/>
+        </w:tabs>
+        <w:ind w:left="4320" w:hanging="360"/>
+      </w:pPr>
+      <w:rPr>
+        <w:rFonts w:ascii="Wingdings" w:hAnsi="Wingdings" w:hint="default"/>
+        <w:sz w:val="20"/>
+      </w:rPr>
+    </w:lvl>
+    <w:lvl w:ilvl="6" w:tentative="1">
+      <w:start w:val="1"/>
+      <w:numFmt w:val="bullet"/>
+      <w:lvlText w:val=""/>
+      <w:lvlJc w:val="left"/>
+      <w:pPr>
+        <w:tabs>
+          <w:tab w:val="num" w:pos="5040"/>
+        </w:tabs>
+        <w:ind w:left="5040" w:hanging="360"/>
+      </w:pPr>
+      <w:rPr>
+        <w:rFonts w:ascii="Wingdings" w:hAnsi="Wingdings" w:hint="default"/>
+        <w:sz w:val="20"/>
+      </w:rPr>
+    </w:lvl>
+    <w:lvl w:ilvl="7" w:tentative="1">
+      <w:start w:val="1"/>
+      <w:numFmt w:val="bullet"/>
+      <w:lvlText w:val=""/>
+      <w:lvlJc w:val="left"/>
+      <w:pPr>
+        <w:tabs>
+          <w:tab w:val="num" w:pos="5760"/>
+        </w:tabs>
+        <w:ind w:left="5760" w:hanging="360"/>
+      </w:pPr>
+      <w:rPr>
+        <w:rFonts w:ascii="Wingdings" w:hAnsi="Wingdings" w:hint="default"/>
+        <w:sz w:val="20"/>
+      </w:rPr>
+    </w:lvl>
+    <w:lvl w:ilvl="8" w:tentative="1">
+      <w:start w:val="1"/>
+      <w:numFmt w:val="bullet"/>
+      <w:lvlText w:val=""/>
+      <w:lvlJc w:val="left"/>
+      <w:pPr>
+        <w:tabs>
+          <w:tab w:val="num" w:pos="6480"/>
+        </w:tabs>
+        <w:ind w:left="6480" w:hanging="360"/>
+      </w:pPr>
+      <w:rPr>
+        <w:rFonts w:ascii="Wingdings" w:hAnsi="Wingdings" w:hint="default"/>
+        <w:sz w:val="20"/>
+      </w:rPr>
+    </w:lvl>
+  </w:abstractNum>
+  <w:abstractNum w:abstractNumId="7" w15:restartNumberingAfterBreak="0">
     <w:nsid w:val="26746D1D"/>
     <w:multiLevelType w:val="multilevel"/>
     <w:tmpl w:val="67E2BC7C"/>
@@ -2053,7 +2803,156 @@
       </w:rPr>
     </w:lvl>
   </w:abstractNum>
-  <w:abstractNum w:abstractNumId="6" w15:restartNumberingAfterBreak="0">
+  <w:abstractNum w:abstractNumId="8" w15:restartNumberingAfterBreak="0">
+    <w:nsid w:val="2AE717E4"/>
+    <w:multiLevelType w:val="multilevel"/>
+    <w:tmpl w:val="836E9518"/>
+    <w:lvl w:ilvl="0">
+      <w:start w:val="1"/>
+      <w:numFmt w:val="bullet"/>
+      <w:lvlText w:val=""/>
+      <w:lvlJc w:val="left"/>
+      <w:pPr>
+        <w:tabs>
+          <w:tab w:val="num" w:pos="720"/>
+        </w:tabs>
+        <w:ind w:left="720" w:hanging="360"/>
+      </w:pPr>
+      <w:rPr>
+        <w:rFonts w:ascii="Symbol" w:hAnsi="Symbol" w:hint="default"/>
+        <w:sz w:val="20"/>
+      </w:rPr>
+    </w:lvl>
+    <w:lvl w:ilvl="1" w:tentative="1">
+      <w:start w:val="1"/>
+      <w:numFmt w:val="bullet"/>
+      <w:lvlText w:val="o"/>
+      <w:lvlJc w:val="left"/>
+      <w:pPr>
+        <w:tabs>
+          <w:tab w:val="num" w:pos="1440"/>
+        </w:tabs>
+        <w:ind w:left="1440" w:hanging="360"/>
+      </w:pPr>
+      <w:rPr>
+        <w:rFonts w:ascii="Courier New" w:hAnsi="Courier New" w:hint="default"/>
+        <w:sz w:val="20"/>
+      </w:rPr>
+    </w:lvl>
+    <w:lvl w:ilvl="2" w:tentative="1">
+      <w:start w:val="1"/>
+      <w:numFmt w:val="bullet"/>
+      <w:lvlText w:val=""/>
+      <w:lvlJc w:val="left"/>
+      <w:pPr>
+        <w:tabs>
+          <w:tab w:val="num" w:pos="2160"/>
+        </w:tabs>
+        <w:ind w:left="2160" w:hanging="360"/>
+      </w:pPr>
+      <w:rPr>
+        <w:rFonts w:ascii="Wingdings" w:hAnsi="Wingdings" w:hint="default"/>
+        <w:sz w:val="20"/>
+      </w:rPr>
+    </w:lvl>
+    <w:lvl w:ilvl="3" w:tentative="1">
+      <w:start w:val="1"/>
+      <w:numFmt w:val="bullet"/>
+      <w:lvlText w:val=""/>
+      <w:lvlJc w:val="left"/>
+      <w:pPr>
+        <w:tabs>
+          <w:tab w:val="num" w:pos="2880"/>
+        </w:tabs>
+        <w:ind w:left="2880" w:hanging="360"/>
+      </w:pPr>
+      <w:rPr>
+        <w:rFonts w:ascii="Wingdings" w:hAnsi="Wingdings" w:hint="default"/>
+        <w:sz w:val="20"/>
+      </w:rPr>
+    </w:lvl>
+    <w:lvl w:ilvl="4" w:tentative="1">
+      <w:start w:val="1"/>
+      <w:numFmt w:val="bullet"/>
+      <w:lvlText w:val=""/>
+      <w:lvlJc w:val="left"/>
+      <w:pPr>
+        <w:tabs>
+          <w:tab w:val="num" w:pos="3600"/>
+        </w:tabs>
+        <w:ind w:left="3600" w:hanging="360"/>
+      </w:pPr>
+      <w:rPr>
+        <w:rFonts w:ascii="Wingdings" w:hAnsi="Wingdings" w:hint="default"/>
+        <w:sz w:val="20"/>
+      </w:rPr>
+    </w:lvl>
+    <w:lvl w:ilvl="5" w:tentative="1">
+      <w:start w:val="1"/>
+      <w:numFmt w:val="bullet"/>
+      <w:lvlText w:val=""/>
+      <w:lvlJc w:val="left"/>
+      <w:pPr>
+        <w:tabs>
+          <w:tab w:val="num" w:pos="4320"/>
+        </w:tabs>
+        <w:ind w:left="4320" w:hanging="360"/>
+      </w:pPr>
+      <w:rPr>
+        <w:rFonts w:ascii="Wingdings" w:hAnsi="Wingdings" w:hint="default"/>
+        <w:sz w:val="20"/>
+      </w:rPr>
+    </w:lvl>
+    <w:lvl w:ilvl="6" w:tentative="1">
+      <w:start w:val="1"/>
+      <w:numFmt w:val="bullet"/>
+      <w:lvlText w:val=""/>
+      <w:lvlJc w:val="left"/>
+      <w:pPr>
+        <w:tabs>
+          <w:tab w:val="num" w:pos="5040"/>
+        </w:tabs>
+        <w:ind w:left="5040" w:hanging="360"/>
+      </w:pPr>
+      <w:rPr>
+        <w:rFonts w:ascii="Wingdings" w:hAnsi="Wingdings" w:hint="default"/>
+        <w:sz w:val="20"/>
+      </w:rPr>
+    </w:lvl>
+    <w:lvl w:ilvl="7" w:tentative="1">
+      <w:start w:val="1"/>
+      <w:numFmt w:val="bullet"/>
+      <w:lvlText w:val=""/>
+      <w:lvlJc w:val="left"/>
+      <w:pPr>
+        <w:tabs>
+          <w:tab w:val="num" w:pos="5760"/>
+        </w:tabs>
+        <w:ind w:left="5760" w:hanging="360"/>
+      </w:pPr>
+      <w:rPr>
+        <w:rFonts w:ascii="Wingdings" w:hAnsi="Wingdings" w:hint="default"/>
+        <w:sz w:val="20"/>
+      </w:rPr>
+    </w:lvl>
+    <w:lvl w:ilvl="8" w:tentative="1">
+      <w:start w:val="1"/>
+      <w:numFmt w:val="bullet"/>
+      <w:lvlText w:val=""/>
+      <w:lvlJc w:val="left"/>
+      <w:pPr>
+        <w:tabs>
+          <w:tab w:val="num" w:pos="6480"/>
+        </w:tabs>
+        <w:ind w:left="6480" w:hanging="360"/>
+      </w:pPr>
+      <w:rPr>
+        <w:rFonts w:ascii="Wingdings" w:hAnsi="Wingdings" w:hint="default"/>
+        <w:sz w:val="20"/>
+      </w:rPr>
+    </w:lvl>
+  </w:abstractNum>
+  <w:abstractNum w:abstractNumId="9" w15:restartNumberingAfterBreak="0">
     <w:nsid w:val="3EAB5AC6"/>
     <w:multiLevelType w:val="hybridMultilevel"/>
     <w:tmpl w:val="481A6A0A"/>
@@ -2166,7 +3065,7 @@
       </w:rPr>
     </w:lvl>
   </w:abstractNum>
-  <w:abstractNum w:abstractNumId="7" w15:restartNumberingAfterBreak="0">
+  <w:abstractNum w:abstractNumId="10" w15:restartNumberingAfterBreak="0">
     <w:nsid w:val="40485BAE"/>
     <w:multiLevelType w:val="multilevel"/>
     <w:tmpl w:val="D77C2A92"/>
@@ -2315,7 +3214,7 @@
       </w:rPr>
     </w:lvl>
   </w:abstractNum>
-  <w:abstractNum w:abstractNumId="8" w15:restartNumberingAfterBreak="0">
+  <w:abstractNum w:abstractNumId="11" w15:restartNumberingAfterBreak="0">
     <w:nsid w:val="43BF42B8"/>
     <w:multiLevelType w:val="multilevel"/>
     <w:tmpl w:val="B3DEB7CC"/>
@@ -2464,7 +3363,7 @@
       </w:rPr>
     </w:lvl>
   </w:abstractNum>
-  <w:abstractNum w:abstractNumId="9" w15:restartNumberingAfterBreak="0">
+  <w:abstractNum w:abstractNumId="12" w15:restartNumberingAfterBreak="0">
     <w:nsid w:val="4E6245AA"/>
     <w:multiLevelType w:val="multilevel"/>
     <w:tmpl w:val="AD9847B8"/>
@@ -2613,7 +3512,156 @@
       </w:rPr>
     </w:lvl>
   </w:abstractNum>
-  <w:abstractNum w:abstractNumId="10" w15:restartNumberingAfterBreak="0">
+  <w:abstractNum w:abstractNumId="13" w15:restartNumberingAfterBreak="0">
+    <w:nsid w:val="6B2F38E4"/>
+    <w:multiLevelType w:val="multilevel"/>
+    <w:tmpl w:val="73F02124"/>
+    <w:lvl w:ilvl="0">
+      <w:start w:val="1"/>
+      <w:numFmt w:val="bullet"/>
+      <w:lvlText w:val=""/>
+      <w:lvlJc w:val="left"/>
+      <w:pPr>
+        <w:tabs>
+          <w:tab w:val="num" w:pos="720"/>
+        </w:tabs>
+        <w:ind w:left="720" w:hanging="360"/>
+      </w:pPr>
+      <w:rPr>
+        <w:rFonts w:ascii="Symbol" w:hAnsi="Symbol" w:hint="default"/>
+        <w:sz w:val="20"/>
+      </w:rPr>
+    </w:lvl>
+    <w:lvl w:ilvl="1" w:tentative="1">
+      <w:start w:val="1"/>
+      <w:numFmt w:val="bullet"/>
+      <w:lvlText w:val="o"/>
+      <w:lvlJc w:val="left"/>
+      <w:pPr>
+        <w:tabs>
+          <w:tab w:val="num" w:pos="1440"/>
+        </w:tabs>
+        <w:ind w:left="1440" w:hanging="360"/>
+      </w:pPr>
+      <w:rPr>
+        <w:rFonts w:ascii="Courier New" w:hAnsi="Courier New" w:hint="default"/>
+        <w:sz w:val="20"/>
+      </w:rPr>
+    </w:lvl>
+    <w:lvl w:ilvl="2" w:tentative="1">
+      <w:start w:val="1"/>
+      <w:numFmt w:val="bullet"/>
+      <w:lvlText w:val=""/>
+      <w:lvlJc w:val="left"/>
+      <w:pPr>
+        <w:tabs>
+          <w:tab w:val="num" w:pos="2160"/>
+        </w:tabs>
+        <w:ind w:left="2160" w:hanging="360"/>
+      </w:pPr>
+      <w:rPr>
+        <w:rFonts w:ascii="Wingdings" w:hAnsi="Wingdings" w:hint="default"/>
+        <w:sz w:val="20"/>
+      </w:rPr>
+    </w:lvl>
+    <w:lvl w:ilvl="3" w:tentative="1">
+      <w:start w:val="1"/>
+      <w:numFmt w:val="bullet"/>
+      <w:lvlText w:val=""/>
+      <w:lvlJc w:val="left"/>
+      <w:pPr>
+        <w:tabs>
+          <w:tab w:val="num" w:pos="2880"/>
+        </w:tabs>
+        <w:ind w:left="2880" w:hanging="360"/>
+      </w:pPr>
+      <w:rPr>
+        <w:rFonts w:ascii="Wingdings" w:hAnsi="Wingdings" w:hint="default"/>
+        <w:sz w:val="20"/>
+      </w:rPr>
+    </w:lvl>
+    <w:lvl w:ilvl="4" w:tentative="1">
+      <w:start w:val="1"/>
+      <w:numFmt w:val="bullet"/>
+      <w:lvlText w:val=""/>
+      <w:lvlJc w:val="left"/>
+      <w:pPr>
+        <w:tabs>
+          <w:tab w:val="num" w:pos="3600"/>
+        </w:tabs>
+        <w:ind w:left="3600" w:hanging="360"/>
+      </w:pPr>
+      <w:rPr>
+        <w:rFonts w:ascii="Wingdings" w:hAnsi="Wingdings" w:hint="default"/>
+        <w:sz w:val="20"/>
+      </w:rPr>
+    </w:lvl>
+    <w:lvl w:ilvl="5" w:tentative="1">
+      <w:start w:val="1"/>
+      <w:numFmt w:val="bullet"/>
+      <w:lvlText w:val=""/>
+      <w:lvlJc w:val="left"/>
+      <w:pPr>
+        <w:tabs>
+          <w:tab w:val="num" w:pos="4320"/>
+        </w:tabs>
+        <w:ind w:left="4320" w:hanging="360"/>
+      </w:pPr>
+      <w:rPr>
+        <w:rFonts w:ascii="Wingdings" w:hAnsi="Wingdings" w:hint="default"/>
+        <w:sz w:val="20"/>
+      </w:rPr>
+    </w:lvl>
+    <w:lvl w:ilvl="6" w:tentative="1">
+      <w:start w:val="1"/>
+      <w:numFmt w:val="bullet"/>
+      <w:lvlText w:val=""/>
+      <w:lvlJc w:val="left"/>
+      <w:pPr>
+        <w:tabs>
+          <w:tab w:val="num" w:pos="5040"/>
+        </w:tabs>
+        <w:ind w:left="5040" w:hanging="360"/>
+      </w:pPr>
+      <w:rPr>
+        <w:rFonts w:ascii="Wingdings" w:hAnsi="Wingdings" w:hint="default"/>
+        <w:sz w:val="20"/>
+      </w:rPr>
+    </w:lvl>
+    <w:lvl w:ilvl="7" w:tentative="1">
+      <w:start w:val="1"/>
+      <w:numFmt w:val="bullet"/>
+      <w:lvlText w:val=""/>
+      <w:lvlJc w:val="left"/>
+      <w:pPr>
+        <w:tabs>
+          <w:tab w:val="num" w:pos="5760"/>
+        </w:tabs>
+        <w:ind w:left="5760" w:hanging="360"/>
+      </w:pPr>
+      <w:rPr>
+        <w:rFonts w:ascii="Wingdings" w:hAnsi="Wingdings" w:hint="default"/>
+        <w:sz w:val="20"/>
+      </w:rPr>
+    </w:lvl>
+    <w:lvl w:ilvl="8" w:tentative="1">
+      <w:start w:val="1"/>
+      <w:numFmt w:val="bullet"/>
+      <w:lvlText w:val=""/>
+      <w:lvlJc w:val="left"/>
+      <w:pPr>
+        <w:tabs>
+          <w:tab w:val="num" w:pos="6480"/>
+        </w:tabs>
+        <w:ind w:left="6480" w:hanging="360"/>
+      </w:pPr>
+      <w:rPr>
+        <w:rFonts w:ascii="Wingdings" w:hAnsi="Wingdings" w:hint="default"/>
+        <w:sz w:val="20"/>
+      </w:rPr>
+    </w:lvl>
+  </w:abstractNum>
+  <w:abstractNum w:abstractNumId="14" w15:restartNumberingAfterBreak="0">
     <w:nsid w:val="770F54DF"/>
     <w:multiLevelType w:val="hybridMultilevel"/>
     <w:tmpl w:val="6A1C3F2E"/>
@@ -2699,7 +3747,7 @@
       </w:pPr>
     </w:lvl>
   </w:abstractNum>
-  <w:abstractNum w:abstractNumId="11" w15:restartNumberingAfterBreak="0">
+  <w:abstractNum w:abstractNumId="15" w15:restartNumberingAfterBreak="0">
     <w:nsid w:val="782C1507"/>
     <w:multiLevelType w:val="multilevel"/>
     <w:tmpl w:val="BF303F88"/>
@@ -2849,40 +3897,52 @@
     </w:lvl>
   </w:abstractNum>
   <w:num w:numId="1" w16cid:durableId="1321352643">
-    <w:abstractNumId w:val="4"/>
+    <w:abstractNumId w:val="5"/>
   </w:num>
   <w:num w:numId="2" w16cid:durableId="1445343371">
-    <w:abstractNumId w:val="10"/>
+    <w:abstractNumId w:val="14"/>
   </w:num>
   <w:num w:numId="3" w16cid:durableId="2129659760">
     <w:abstractNumId w:val="1"/>
   </w:num>
   <w:num w:numId="4" w16cid:durableId="1469275209">
+    <w:abstractNumId w:val="12"/>
+  </w:num>
+  <w:num w:numId="5" w16cid:durableId="638388242">
     <w:abstractNumId w:val="9"/>
   </w:num>
-  <w:num w:numId="5" w16cid:durableId="638388242">
-    <w:abstractNumId w:val="6"/>
-  </w:num>
   <w:num w:numId="6" w16cid:durableId="1362584982">
-    <w:abstractNumId w:val="7"/>
+    <w:abstractNumId w:val="10"/>
   </w:num>
   <w:num w:numId="7" w16cid:durableId="1989312437">
     <w:abstractNumId w:val="0"/>
   </w:num>
   <w:num w:numId="8" w16cid:durableId="810026319">
-    <w:abstractNumId w:val="5"/>
+    <w:abstractNumId w:val="7"/>
   </w:num>
   <w:num w:numId="9" w16cid:durableId="1924365939">
+    <w:abstractNumId w:val="3"/>
+  </w:num>
+  <w:num w:numId="10" w16cid:durableId="1543244880">
+    <w:abstractNumId w:val="11"/>
+  </w:num>
+  <w:num w:numId="11" w16cid:durableId="1394885343">
+    <w:abstractNumId w:val="15"/>
+  </w:num>
+  <w:num w:numId="12" w16cid:durableId="110443585">
+    <w:abstractNumId w:val="4"/>
+  </w:num>
+  <w:num w:numId="13" w16cid:durableId="788278404">
+    <w:abstractNumId w:val="8"/>
+  </w:num>
+  <w:num w:numId="14" w16cid:durableId="1901748984">
+    <w:abstractNumId w:val="13"/>
+  </w:num>
+  <w:num w:numId="15" w16cid:durableId="577057475">
     <w:abstractNumId w:val="2"/>
   </w:num>
-  <w:num w:numId="10" w16cid:durableId="1543244880">
-    <w:abstractNumId w:val="8"/>
-  </w:num>
-  <w:num w:numId="11" w16cid:durableId="1394885343">
-    <w:abstractNumId w:val="11"/>
-  </w:num>
-  <w:num w:numId="12" w16cid:durableId="110443585">
-    <w:abstractNumId w:val="3"/>
+  <w:num w:numId="16" w16cid:durableId="2024626076">
+    <w:abstractNumId w:val="6"/>
   </w:num>
 </w:numbering>
 </file>
